--- a/contract-templates/Gombe_Template.docx
+++ b/contract-templates/Gombe_Template.docx
@@ -164,7 +164,7 @@
           <w:sz w:val="24"/>
           <w:szCs w:val="20"/>
         </w:rPr>
-        <w:t xml:space="preserve">Monday, </w:t>
+        <w:t xml:space="preserve">${date}</w:t>
       </w:r>
       <w:r>
         <w:rPr>
@@ -172,7 +172,7 @@
           <w:sz w:val="24"/>
           <w:szCs w:val="20"/>
         </w:rPr>
-        <w:t>February</w:t>
+        <w:t xml:space="preserve"/>
       </w:r>
       <w:r>
         <w:rPr>
@@ -180,7 +180,7 @@
           <w:sz w:val="24"/>
           <w:szCs w:val="20"/>
         </w:rPr>
-        <w:t xml:space="preserve"> </w:t>
+        <w:t xml:space="preserve"/>
       </w:r>
       <w:r>
         <w:rPr>
@@ -188,7 +188,7 @@
           <w:sz w:val="24"/>
           <w:szCs w:val="20"/>
         </w:rPr>
-        <w:t>17</w:t>
+        <w:t xml:space="preserve"/>
       </w:r>
       <w:r>
         <w:rPr>
@@ -196,7 +196,7 @@
           <w:sz w:val="24"/>
           <w:szCs w:val="20"/>
         </w:rPr>
-        <w:t>, 202</w:t>
+        <w:t xml:space="preserve"/>
       </w:r>
       <w:r>
         <w:rPr>
@@ -204,7 +204,7 @@
           <w:sz w:val="24"/>
           <w:szCs w:val="20"/>
         </w:rPr>
-        <w:t>5</w:t>
+        <w:t xml:space="preserve"/>
       </w:r>
     </w:p>
     <w:p>
@@ -248,7 +248,7 @@
           <w:rFonts w:ascii="Times New Roman" w:hAnsi="Times New Roman" w:cs="Times New Roman"/>
           <w:sz w:val="24"/>
         </w:rPr>
-        <w:t>Mr.</w:t>
+        <w:t xml:space="preserve">${name}</w:t>
       </w:r>
       <w:r>
         <w:rPr>
@@ -256,7 +256,7 @@
           <w:spacing w:val="-5"/>
           <w:sz w:val="24"/>
         </w:rPr>
-        <w:t xml:space="preserve"> </w:t>
+        <w:t xml:space="preserve"/>
       </w:r>
       <w:r>
         <w:rPr>
@@ -264,7 +264,7 @@
           <w:sz w:val="24"/>
           <w:lang w:val="en-GB"/>
         </w:rPr>
-        <w:t>${name}</w:t>
+        <w:t xml:space="preserve"/>
       </w:r>
     </w:p>
     <w:p>
@@ -287,7 +287,7 @@
           <w:szCs w:val="20"/>
           <w:lang w:val="en-GB"/>
         </w:rPr>
-        <w:t xml:space="preserve">Zandam, Gwaram Local Government, </w:t>
+        <w:t xml:space="preserve">${address}</w:t>
       </w:r>
     </w:p>
     <w:p>
@@ -303,37 +303,6 @@
           <w:szCs w:val="20"/>
         </w:rPr>
       </w:pPr>
-      <w:r>
-        <w:rPr>
-          <w:rFonts w:ascii="Times New Roman" w:hAnsi="Times New Roman" w:cs="Times New Roman"/>
-          <w:sz w:val="24"/>
-          <w:szCs w:val="20"/>
-          <w:lang w:val="en-GB"/>
-        </w:rPr>
-        <w:t>Jigawa State, Nigeria</w:t>
-      </w:r>
-      <w:r>
-        <w:rPr>
-          <w:rFonts w:ascii="Times New Roman" w:hAnsi="Times New Roman" w:cs="Times New Roman"/>
-          <w:sz w:val="24"/>
-          <w:szCs w:val="20"/>
-        </w:rPr>
-        <w:t>.</w:t>
-      </w:r>
-    </w:p>
-    <w:p>
-      <w:pPr>
-        <w:pStyle w:val="Normal1"/>
-        <w:widowControl w:val="0"/>
-        <w:spacing w:after="0" w:line="240" w:lineRule="auto"/>
-        <w:jc w:val="both"/>
-        <w:rPr>
-          <w:rFonts w:ascii="Times New Roman" w:eastAsia="Arial" w:hAnsi="Times New Roman" w:cs="Times New Roman"/>
-          <w:b/>
-          <w:sz w:val="24"/>
-          <w:szCs w:val="20"/>
-        </w:rPr>
-      </w:pPr>
     </w:p>
     <w:p>
       <w:pPr>
@@ -359,7 +328,7 @@
           <w:sz w:val="24"/>
           <w:szCs w:val="20"/>
         </w:rPr>
-        <w:t xml:space="preserve">Mr. </w:t>
+        <w:t xml:space="preserve"/>
       </w:r>
       <w:r>
         <w:rPr>
@@ -367,7 +336,7 @@
           <w:sz w:val="24"/>
           <w:lang w:val="en-GB"/>
         </w:rPr>
-        <w:t>Yakubu</w:t>
+        <w:t xml:space="preserve">${name}</w:t>
       </w:r>
       <w:r>
         <w:rPr>
@@ -375,7 +344,7 @@
           <w:sz w:val="24"/>
           <w:szCs w:val="20"/>
         </w:rPr>
-        <w:t>,</w:t>
+        <w:t xml:space="preserve">,</w:t>
       </w:r>
     </w:p>
     <w:p>
@@ -432,62 +401,62 @@
           <w:b/>
           <w:sz w:val="24"/>
         </w:rPr>
-        <w:t>Tutor</w:t>
-      </w:r>
-      <w:r>
-        <w:rPr>
-          <w:rFonts w:ascii="Times New Roman" w:hAnsi="Times New Roman" w:cs="Times New Roman"/>
-          <w:sz w:val="24"/>
-        </w:rPr>
-        <w:t xml:space="preserve"> (</w:t>
-      </w:r>
-      <w:r>
-        <w:rPr>
-          <w:rFonts w:ascii="Times New Roman" w:hAnsi="Times New Roman" w:cs="Times New Roman"/>
-          <w:b/>
-          <w:sz w:val="24"/>
-        </w:rPr>
-        <w:t>Part-Time</w:t>
-      </w:r>
-      <w:r>
-        <w:rPr>
-          <w:rFonts w:ascii="Times New Roman" w:hAnsi="Times New Roman" w:cs="Times New Roman"/>
-          <w:b/>
-          <w:sz w:val="24"/>
-        </w:rPr>
-        <w:t>)</w:t>
-      </w:r>
-      <w:r>
-        <w:rPr>
-          <w:rFonts w:ascii="Times New Roman" w:hAnsi="Times New Roman" w:cs="Times New Roman"/>
-          <w:b/>
-          <w:sz w:val="24"/>
-        </w:rPr>
-        <w:t xml:space="preserve"> -</w:t>
-      </w:r>
-      <w:r>
-        <w:rPr>
-          <w:rFonts w:ascii="Times New Roman" w:hAnsi="Times New Roman" w:cs="Times New Roman"/>
-          <w:b/>
-          <w:sz w:val="24"/>
-        </w:rPr>
-        <w:t xml:space="preserve"> Department of </w:t>
-      </w:r>
-      <w:r>
-        <w:rPr>
-          <w:rFonts w:ascii="Times New Roman" w:hAnsi="Times New Roman" w:cs="Times New Roman"/>
-          <w:b/>
-          <w:sz w:val="24"/>
-        </w:rPr>
-        <w:t xml:space="preserve">Computer </w:t>
-      </w:r>
-      <w:r>
-        <w:rPr>
-          <w:rFonts w:ascii="Times New Roman" w:hAnsi="Times New Roman" w:cs="Times New Roman"/>
-          <w:b/>
-          <w:sz w:val="24"/>
-        </w:rPr>
-        <w:t>Science</w:t>
+        <w:t xml:space="preserve">${position} - Department of ${department}</w:t>
+      </w:r>
+      <w:r>
+        <w:rPr>
+          <w:rFonts w:ascii="Times New Roman" w:hAnsi="Times New Roman" w:cs="Times New Roman"/>
+          <w:sz w:val="24"/>
+        </w:rPr>
+        <w:t xml:space="preserve"/>
+      </w:r>
+      <w:r>
+        <w:rPr>
+          <w:rFonts w:ascii="Times New Roman" w:hAnsi="Times New Roman" w:cs="Times New Roman"/>
+          <w:b/>
+          <w:sz w:val="24"/>
+        </w:rPr>
+        <w:t xml:space="preserve"/>
+      </w:r>
+      <w:r>
+        <w:rPr>
+          <w:rFonts w:ascii="Times New Roman" w:hAnsi="Times New Roman" w:cs="Times New Roman"/>
+          <w:b/>
+          <w:sz w:val="24"/>
+        </w:rPr>
+        <w:t xml:space="preserve"/>
+      </w:r>
+      <w:r>
+        <w:rPr>
+          <w:rFonts w:ascii="Times New Roman" w:hAnsi="Times New Roman" w:cs="Times New Roman"/>
+          <w:b/>
+          <w:sz w:val="24"/>
+        </w:rPr>
+        <w:t xml:space="preserve"/>
+      </w:r>
+      <w:r>
+        <w:rPr>
+          <w:rFonts w:ascii="Times New Roman" w:hAnsi="Times New Roman" w:cs="Times New Roman"/>
+          <w:b/>
+          <w:sz w:val="24"/>
+        </w:rPr>
+        <w:t xml:space="preserve"/>
+      </w:r>
+      <w:r>
+        <w:rPr>
+          <w:rFonts w:ascii="Times New Roman" w:hAnsi="Times New Roman" w:cs="Times New Roman"/>
+          <w:b/>
+          <w:sz w:val="24"/>
+        </w:rPr>
+        <w:t xml:space="preserve"/>
+      </w:r>
+      <w:r>
+        <w:rPr>
+          <w:rFonts w:ascii="Times New Roman" w:hAnsi="Times New Roman" w:cs="Times New Roman"/>
+          <w:b/>
+          <w:sz w:val="24"/>
+        </w:rPr>
+        <w:t xml:space="preserve"/>
       </w:r>
       <w:r>
         <w:rPr>
@@ -502,7 +471,7 @@
           <w:rFonts w:ascii="Times New Roman" w:hAnsi="Times New Roman" w:cs="Times New Roman"/>
           <w:sz w:val="24"/>
         </w:rPr>
-        <w:t>based on the following terms and conditions of employment:</w:t>
+        <w:t xml:space="preserve">based on the following terms and conditions of employment:</w:t>
       </w:r>
     </w:p>
     <w:p>
@@ -525,15 +494,15 @@
           <w:b/>
           <w:sz w:val="24"/>
         </w:rPr>
-        <w:t>Staff Category</w:t>
-      </w:r>
-      <w:r>
-        <w:rPr>
-          <w:rFonts w:ascii="Times New Roman" w:hAnsi="Times New Roman" w:cs="Times New Roman"/>
-          <w:b/>
-          <w:sz w:val="24"/>
-        </w:rPr>
-        <w:t>:</w:t>
+        <w:t xml:space="preserve">Staff Category</w:t>
+      </w:r>
+      <w:r>
+        <w:rPr>
+          <w:rFonts w:ascii="Times New Roman" w:hAnsi="Times New Roman" w:cs="Times New Roman"/>
+          <w:b/>
+          <w:sz w:val="24"/>
+        </w:rPr>
+        <w:t xml:space="preserve">:</w:t>
       </w:r>
       <w:r>
         <w:t xml:space="preserve"> </w:t>
@@ -544,47 +513,47 @@
           <w:b/>
           <w:sz w:val="24"/>
         </w:rPr>
-        <w:t>Contractual basis commencing from 2</w:t>
-      </w:r>
-      <w:r>
-        <w:rPr>
-          <w:rFonts w:ascii="Times New Roman" w:hAnsi="Times New Roman" w:cs="Times New Roman"/>
-          <w:b/>
-          <w:sz w:val="24"/>
-        </w:rPr>
-        <w:t>3</w:t>
-      </w:r>
-      <w:r>
-        <w:rPr>
-          <w:rFonts w:ascii="Times New Roman" w:hAnsi="Times New Roman" w:cs="Times New Roman"/>
-          <w:b/>
-          <w:sz w:val="24"/>
-        </w:rPr>
-        <w:t>-0</w:t>
-      </w:r>
-      <w:r>
-        <w:rPr>
-          <w:rFonts w:ascii="Times New Roman" w:hAnsi="Times New Roman" w:cs="Times New Roman"/>
-          <w:b/>
-          <w:sz w:val="24"/>
-        </w:rPr>
-        <w:t>2</w:t>
-      </w:r>
-      <w:r>
-        <w:rPr>
-          <w:rFonts w:ascii="Times New Roman" w:hAnsi="Times New Roman" w:cs="Times New Roman"/>
-          <w:b/>
-          <w:sz w:val="24"/>
-        </w:rPr>
-        <w:t>-202</w:t>
-      </w:r>
-      <w:r>
-        <w:rPr>
-          <w:rFonts w:ascii="Times New Roman" w:hAnsi="Times New Roman" w:cs="Times New Roman"/>
-          <w:b/>
-          <w:sz w:val="24"/>
-        </w:rPr>
-        <w:t>5</w:t>
+        <w:t xml:space="preserve">Contractual basis commencing from ${start_date}</w:t>
+      </w:r>
+      <w:r>
+        <w:rPr>
+          <w:rFonts w:ascii="Times New Roman" w:hAnsi="Times New Roman" w:cs="Times New Roman"/>
+          <w:b/>
+          <w:sz w:val="24"/>
+        </w:rPr>
+        <w:t xml:space="preserve"/>
+      </w:r>
+      <w:r>
+        <w:rPr>
+          <w:rFonts w:ascii="Times New Roman" w:hAnsi="Times New Roman" w:cs="Times New Roman"/>
+          <w:b/>
+          <w:sz w:val="24"/>
+        </w:rPr>
+        <w:t xml:space="preserve"/>
+      </w:r>
+      <w:r>
+        <w:rPr>
+          <w:rFonts w:ascii="Times New Roman" w:hAnsi="Times New Roman" w:cs="Times New Roman"/>
+          <w:b/>
+          <w:sz w:val="24"/>
+        </w:rPr>
+        <w:t xml:space="preserve"/>
+      </w:r>
+      <w:r>
+        <w:rPr>
+          <w:rFonts w:ascii="Times New Roman" w:hAnsi="Times New Roman" w:cs="Times New Roman"/>
+          <w:b/>
+          <w:sz w:val="24"/>
+        </w:rPr>
+        <w:t xml:space="preserve"/>
+      </w:r>
+      <w:r>
+        <w:rPr>
+          <w:rFonts w:ascii="Times New Roman" w:hAnsi="Times New Roman" w:cs="Times New Roman"/>
+          <w:b/>
+          <w:sz w:val="24"/>
+        </w:rPr>
+        <w:t xml:space="preserve"/>
       </w:r>
       <w:r>
         <w:rPr>
@@ -600,63 +569,63 @@
           <w:b/>
           <w:sz w:val="24"/>
         </w:rPr>
-        <w:t>22</w:t>
-      </w:r>
-      <w:r>
-        <w:rPr>
-          <w:rFonts w:ascii="Times New Roman" w:hAnsi="Times New Roman" w:cs="Times New Roman"/>
-          <w:b/>
-          <w:sz w:val="24"/>
-        </w:rPr>
-        <w:t>-</w:t>
-      </w:r>
-      <w:r>
-        <w:rPr>
-          <w:rFonts w:ascii="Times New Roman" w:hAnsi="Times New Roman" w:cs="Times New Roman"/>
-          <w:b/>
-          <w:sz w:val="24"/>
-        </w:rPr>
-        <w:t>02</w:t>
-      </w:r>
-      <w:r>
-        <w:rPr>
-          <w:rFonts w:ascii="Times New Roman" w:hAnsi="Times New Roman" w:cs="Times New Roman"/>
-          <w:b/>
-          <w:sz w:val="24"/>
-        </w:rPr>
-        <w:t>-202</w:t>
-      </w:r>
-      <w:r>
-        <w:rPr>
-          <w:rFonts w:ascii="Times New Roman" w:hAnsi="Times New Roman" w:cs="Times New Roman"/>
-          <w:b/>
-          <w:sz w:val="24"/>
-        </w:rPr>
-        <w:t>7</w:t>
-      </w:r>
-      <w:r>
-        <w:rPr>
-          <w:rFonts w:ascii="Times New Roman" w:hAnsi="Times New Roman" w:cs="Times New Roman"/>
-          <w:b/>
-          <w:sz w:val="24"/>
-        </w:rPr>
-        <w:t xml:space="preserve"> Two (2) </w:t>
-      </w:r>
-      <w:r>
-        <w:rPr>
-          <w:rFonts w:ascii="Times New Roman" w:hAnsi="Times New Roman" w:cs="Times New Roman"/>
-          <w:b/>
-          <w:sz w:val="24"/>
-        </w:rPr>
-        <w:t xml:space="preserve">Year(s). </w:t>
-      </w:r>
-      <w:r>
-        <w:rPr>
-          <w:rFonts w:ascii="Times New Roman" w:hAnsi="Times New Roman" w:cs="Times New Roman"/>
-          <w:b/>
-          <w:sz w:val="24"/>
-        </w:rPr>
-        <w:t>Subject to yearly renewal.</w:t>
+        <w:t xml:space="preserve">${end_date}</w:t>
+      </w:r>
+      <w:r>
+        <w:rPr>
+          <w:rFonts w:ascii="Times New Roman" w:hAnsi="Times New Roman" w:cs="Times New Roman"/>
+          <w:b/>
+          <w:sz w:val="24"/>
+        </w:rPr>
+        <w:t xml:space="preserve"/>
+      </w:r>
+      <w:r>
+        <w:rPr>
+          <w:rFonts w:ascii="Times New Roman" w:hAnsi="Times New Roman" w:cs="Times New Roman"/>
+          <w:b/>
+          <w:sz w:val="24"/>
+        </w:rPr>
+        <w:t xml:space="preserve"/>
+      </w:r>
+      <w:r>
+        <w:rPr>
+          <w:rFonts w:ascii="Times New Roman" w:hAnsi="Times New Roman" w:cs="Times New Roman"/>
+          <w:b/>
+          <w:sz w:val="24"/>
+        </w:rPr>
+        <w:t xml:space="preserve"/>
+      </w:r>
+      <w:r>
+        <w:rPr>
+          <w:rFonts w:ascii="Times New Roman" w:hAnsi="Times New Roman" w:cs="Times New Roman"/>
+          <w:b/>
+          <w:sz w:val="24"/>
+        </w:rPr>
+        <w:t xml:space="preserve"/>
+      </w:r>
+      <w:r>
+        <w:rPr>
+          <w:rFonts w:ascii="Times New Roman" w:hAnsi="Times New Roman" w:cs="Times New Roman"/>
+          <w:b/>
+          <w:sz w:val="24"/>
+        </w:rPr>
+        <w:t xml:space="preserve"> ${duration}</w:t>
+      </w:r>
+      <w:r>
+        <w:rPr>
+          <w:rFonts w:ascii="Times New Roman" w:hAnsi="Times New Roman" w:cs="Times New Roman"/>
+          <w:b/>
+          <w:sz w:val="24"/>
+        </w:rPr>
+        <w:t xml:space="preserve">. </w:t>
+      </w:r>
+      <w:r>
+        <w:rPr>
+          <w:rFonts w:ascii="Times New Roman" w:hAnsi="Times New Roman" w:cs="Times New Roman"/>
+          <w:b/>
+          <w:sz w:val="24"/>
+        </w:rPr>
+        <w:t xml:space="preserve">Subject to yearly renewal.</w:t>
       </w:r>
     </w:p>
     <w:p>
@@ -1060,7 +1029,7 @@
           <w:b/>
           <w:sz w:val="24"/>
         </w:rPr>
-        <w:t>Salary</w:t>
+        <w:t xml:space="preserve">Salary</w:t>
       </w:r>
       <w:r>
         <w:rPr>
@@ -1077,31 +1046,31 @@
           <w:dstrike/>
           <w:sz w:val="24"/>
         </w:rPr>
-        <w:t>N</w:t>
-      </w:r>
-      <w:r>
-        <w:rPr>
-          <w:rFonts w:ascii="Times New Roman" w:hAnsi="Times New Roman" w:cs="Times New Roman"/>
-          <w:b/>
-          <w:sz w:val="24"/>
-        </w:rPr>
-        <w:t>10</w:t>
-      </w:r>
-      <w:r>
-        <w:rPr>
-          <w:rFonts w:ascii="Times New Roman" w:hAnsi="Times New Roman" w:cs="Times New Roman"/>
-          <w:b/>
-          <w:sz w:val="24"/>
-        </w:rPr>
-        <w:t xml:space="preserve">0,000 </w:t>
-      </w:r>
-      <w:r>
-        <w:rPr>
-          <w:rFonts w:ascii="Times New Roman" w:hAnsi="Times New Roman" w:cs="Times New Roman"/>
-          <w:b/>
-          <w:sz w:val="24"/>
-        </w:rPr>
-        <w:t xml:space="preserve">basic and </w:t>
+        <w:t xml:space="preserve">${salary}</w:t>
+      </w:r>
+      <w:r>
+        <w:rPr>
+          <w:rFonts w:ascii="Times New Roman" w:hAnsi="Times New Roman" w:cs="Times New Roman"/>
+          <w:b/>
+          <w:sz w:val="24"/>
+        </w:rPr>
+        <w:t xml:space="preserve"/>
+      </w:r>
+      <w:r>
+        <w:rPr>
+          <w:rFonts w:ascii="Times New Roman" w:hAnsi="Times New Roman" w:cs="Times New Roman"/>
+          <w:b/>
+          <w:sz w:val="24"/>
+        </w:rPr>
+        <w:t xml:space="preserve"/>
+      </w:r>
+      <w:r>
+        <w:rPr>
+          <w:rFonts w:ascii="Times New Roman" w:hAnsi="Times New Roman" w:cs="Times New Roman"/>
+          <w:b/>
+          <w:sz w:val="24"/>
+        </w:rPr>
+        <w:t xml:space="preserve"/>
       </w:r>
       <w:r>
         <w:rPr>
@@ -1110,55 +1079,55 @@
           <w:dstrike/>
           <w:sz w:val="24"/>
         </w:rPr>
-        <w:t>N</w:t>
-      </w:r>
-      <w:r>
-        <w:rPr>
-          <w:rFonts w:ascii="Times New Roman" w:hAnsi="Times New Roman" w:cs="Times New Roman"/>
-          <w:b/>
-          <w:sz w:val="24"/>
-        </w:rPr>
-        <w:t>20,000</w:t>
-      </w:r>
-      <w:r>
-        <w:rPr>
-          <w:rFonts w:ascii="Times New Roman" w:hAnsi="Times New Roman" w:cs="Times New Roman"/>
-          <w:b/>
-          <w:sz w:val="24"/>
-        </w:rPr>
-        <w:t xml:space="preserve"> allowance (</w:t>
-      </w:r>
-      <w:r>
-        <w:rPr>
-          <w:rFonts w:ascii="Times New Roman" w:hAnsi="Times New Roman" w:cs="Times New Roman"/>
-          <w:b/>
-          <w:sz w:val="24"/>
-        </w:rPr>
-        <w:t>One Hundred</w:t>
-      </w:r>
-      <w:r>
-        <w:rPr>
-          <w:rFonts w:ascii="Times New Roman" w:hAnsi="Times New Roman" w:cs="Times New Roman"/>
-          <w:b/>
-          <w:sz w:val="24"/>
-        </w:rPr>
-        <w:t xml:space="preserve"> </w:t>
-      </w:r>
-      <w:r>
-        <w:rPr>
-          <w:rFonts w:ascii="Times New Roman" w:hAnsi="Times New Roman" w:cs="Times New Roman"/>
-          <w:b/>
-          <w:sz w:val="24"/>
-        </w:rPr>
-        <w:t xml:space="preserve">and Twenty </w:t>
-      </w:r>
-      <w:r>
-        <w:rPr>
-          <w:rFonts w:ascii="Times New Roman" w:hAnsi="Times New Roman" w:cs="Times New Roman"/>
-          <w:b/>
-          <w:sz w:val="24"/>
-        </w:rPr>
-        <w:t>Thousand Naira) monthly.</w:t>
+        <w:t xml:space="preserve"/>
+      </w:r>
+      <w:r>
+        <w:rPr>
+          <w:rFonts w:ascii="Times New Roman" w:hAnsi="Times New Roman" w:cs="Times New Roman"/>
+          <w:b/>
+          <w:sz w:val="24"/>
+        </w:rPr>
+        <w:t xml:space="preserve"/>
+      </w:r>
+      <w:r>
+        <w:rPr>
+          <w:rFonts w:ascii="Times New Roman" w:hAnsi="Times New Roman" w:cs="Times New Roman"/>
+          <w:b/>
+          <w:sz w:val="24"/>
+        </w:rPr>
+        <w:t xml:space="preserve"/>
+      </w:r>
+      <w:r>
+        <w:rPr>
+          <w:rFonts w:ascii="Times New Roman" w:hAnsi="Times New Roman" w:cs="Times New Roman"/>
+          <w:b/>
+          <w:sz w:val="24"/>
+        </w:rPr>
+        <w:t xml:space="preserve"/>
+      </w:r>
+      <w:r>
+        <w:rPr>
+          <w:rFonts w:ascii="Times New Roman" w:hAnsi="Times New Roman" w:cs="Times New Roman"/>
+          <w:b/>
+          <w:sz w:val="24"/>
+        </w:rPr>
+        <w:t xml:space="preserve"/>
+      </w:r>
+      <w:r>
+        <w:rPr>
+          <w:rFonts w:ascii="Times New Roman" w:hAnsi="Times New Roman" w:cs="Times New Roman"/>
+          <w:b/>
+          <w:sz w:val="24"/>
+        </w:rPr>
+        <w:t xml:space="preserve"/>
+      </w:r>
+      <w:r>
+        <w:rPr>
+          <w:rFonts w:ascii="Times New Roman" w:hAnsi="Times New Roman" w:cs="Times New Roman"/>
+          <w:b/>
+          <w:sz w:val="24"/>
+        </w:rPr>
+        <w:t xml:space="preserve"/>
       </w:r>
     </w:p>
     <w:p>
@@ -3389,6 +3358,7 @@
     <w:rPrDefault>
       <w:rPr>
         <w:rFonts w:asciiTheme="minorHAnsi" w:eastAsiaTheme="minorHAnsi" w:hAnsiTheme="minorHAnsi" w:cstheme="minorBidi"/>
+        <w:color w:val="000000"/>
         <w:sz w:val="22"/>
         <w:szCs w:val="22"/>
         <w:lang w:val="en-US" w:eastAsia="en-US" w:bidi="ar-SA"/>

--- a/contract-templates/Gombe_Template.docx
+++ b/contract-templates/Gombe_Template.docx
@@ -1086,1248 +1086,7 @@
           <w:rFonts w:ascii="Times New Roman" w:hAnsi="Times New Roman" w:cs="Times New Roman"/>
           <w:sz w:val="24"/>
         </w:rPr>
-        <w:lastRenderedPageBreak/>
-        <w:t>Attend</w:t>
-      </w:r>
-      <w:r>
-        <w:rPr>
-          <w:rFonts w:ascii="Times New Roman" w:hAnsi="Times New Roman" w:cs="Times New Roman"/>
-          <w:spacing w:val="-4"/>
-          <w:sz w:val="24"/>
-        </w:rPr>
-        <w:t xml:space="preserve"> </w:t>
-      </w:r>
-      <w:r>
-        <w:rPr>
-          <w:rFonts w:ascii="Times New Roman" w:hAnsi="Times New Roman" w:cs="Times New Roman"/>
-          <w:sz w:val="24"/>
-        </w:rPr>
-        <w:t>s</w:t>
-      </w:r>
-      <w:bookmarkStart w:id="0" w:name="_GoBack"/>
-      <w:bookmarkEnd w:id="0"/>
-      <w:r>
-        <w:rPr>
-          <w:rFonts w:ascii="Times New Roman" w:hAnsi="Times New Roman" w:cs="Times New Roman"/>
-          <w:sz w:val="24"/>
-        </w:rPr>
-        <w:t>chedule</w:t>
-      </w:r>
-      <w:r>
-        <w:rPr>
-          <w:rFonts w:ascii="Times New Roman" w:hAnsi="Times New Roman" w:cs="Times New Roman"/>
-          <w:sz w:val="24"/>
-        </w:rPr>
-        <w:t>d</w:t>
-      </w:r>
-      <w:r>
-        <w:rPr>
-          <w:rFonts w:ascii="Times New Roman" w:hAnsi="Times New Roman" w:cs="Times New Roman"/>
-          <w:spacing w:val="-4"/>
-          <w:sz w:val="24"/>
-        </w:rPr>
-        <w:t xml:space="preserve"> </w:t>
-      </w:r>
-      <w:r>
-        <w:rPr>
-          <w:rFonts w:ascii="Times New Roman" w:hAnsi="Times New Roman" w:cs="Times New Roman"/>
-          <w:sz w:val="24"/>
-        </w:rPr>
-        <w:t>lectures</w:t>
-      </w:r>
-      <w:r>
-        <w:rPr>
-          <w:rFonts w:ascii="Times New Roman" w:hAnsi="Times New Roman" w:cs="Times New Roman"/>
-          <w:spacing w:val="-2"/>
-          <w:sz w:val="24"/>
-        </w:rPr>
-        <w:t xml:space="preserve"> </w:t>
-      </w:r>
-      <w:r>
-        <w:rPr>
-          <w:rFonts w:ascii="Times New Roman" w:hAnsi="Times New Roman" w:cs="Times New Roman"/>
-          <w:sz w:val="24"/>
-        </w:rPr>
-        <w:t>and</w:t>
-      </w:r>
-      <w:r>
-        <w:rPr>
-          <w:rFonts w:ascii="Times New Roman" w:hAnsi="Times New Roman" w:cs="Times New Roman"/>
-          <w:spacing w:val="-4"/>
-          <w:sz w:val="24"/>
-        </w:rPr>
-        <w:t xml:space="preserve"> </w:t>
-      </w:r>
-      <w:r>
-        <w:rPr>
-          <w:rFonts w:ascii="Times New Roman" w:hAnsi="Times New Roman" w:cs="Times New Roman"/>
-          <w:sz w:val="24"/>
-        </w:rPr>
-        <w:t>practical</w:t>
-      </w:r>
-      <w:r>
-        <w:rPr>
-          <w:rFonts w:ascii="Times New Roman" w:hAnsi="Times New Roman" w:cs="Times New Roman"/>
-          <w:spacing w:val="-4"/>
-          <w:sz w:val="24"/>
-        </w:rPr>
-        <w:t xml:space="preserve"> </w:t>
-      </w:r>
-      <w:r>
-        <w:rPr>
-          <w:rFonts w:ascii="Times New Roman" w:hAnsi="Times New Roman" w:cs="Times New Roman"/>
-          <w:sz w:val="24"/>
-        </w:rPr>
-        <w:t>sessions</w:t>
-      </w:r>
-      <w:r>
-        <w:rPr>
-          <w:rFonts w:ascii="Times New Roman" w:hAnsi="Times New Roman" w:cs="Times New Roman"/>
-          <w:spacing w:val="-5"/>
-          <w:sz w:val="24"/>
-        </w:rPr>
-        <w:t xml:space="preserve"> </w:t>
-      </w:r>
-      <w:r>
-        <w:rPr>
-          <w:rFonts w:ascii="Times New Roman" w:hAnsi="Times New Roman" w:cs="Times New Roman"/>
-          <w:sz w:val="24"/>
-        </w:rPr>
-        <w:t>to</w:t>
-      </w:r>
-      <w:r>
-        <w:rPr>
-          <w:rFonts w:ascii="Times New Roman" w:hAnsi="Times New Roman" w:cs="Times New Roman"/>
-          <w:spacing w:val="-4"/>
-          <w:sz w:val="24"/>
-        </w:rPr>
-        <w:t xml:space="preserve"> </w:t>
-      </w:r>
-      <w:r>
-        <w:rPr>
-          <w:rFonts w:ascii="Times New Roman" w:hAnsi="Times New Roman" w:cs="Times New Roman"/>
-          <w:sz w:val="24"/>
-        </w:rPr>
-        <w:t>ensure</w:t>
-      </w:r>
-      <w:r>
-        <w:rPr>
-          <w:rFonts w:ascii="Times New Roman" w:hAnsi="Times New Roman" w:cs="Times New Roman"/>
-          <w:spacing w:val="-4"/>
-          <w:sz w:val="24"/>
-        </w:rPr>
-        <w:t xml:space="preserve"> </w:t>
-      </w:r>
-      <w:r>
-        <w:rPr>
-          <w:rFonts w:ascii="Times New Roman" w:hAnsi="Times New Roman" w:cs="Times New Roman"/>
-          <w:sz w:val="24"/>
-        </w:rPr>
-        <w:t>teaching</w:t>
-      </w:r>
-      <w:r>
-        <w:rPr>
-          <w:rFonts w:ascii="Times New Roman" w:hAnsi="Times New Roman" w:cs="Times New Roman"/>
-          <w:spacing w:val="-4"/>
-          <w:sz w:val="24"/>
-        </w:rPr>
-        <w:t xml:space="preserve"> </w:t>
-      </w:r>
-      <w:r>
-        <w:rPr>
-          <w:rFonts w:ascii="Times New Roman" w:hAnsi="Times New Roman" w:cs="Times New Roman"/>
-          <w:sz w:val="24"/>
-        </w:rPr>
-        <w:t>methods,</w:t>
-      </w:r>
-      <w:r>
-        <w:rPr>
-          <w:rFonts w:ascii="Times New Roman" w:hAnsi="Times New Roman" w:cs="Times New Roman"/>
-          <w:spacing w:val="-2"/>
-          <w:sz w:val="24"/>
-        </w:rPr>
-        <w:t xml:space="preserve"> </w:t>
-      </w:r>
-      <w:r>
-        <w:rPr>
-          <w:rFonts w:ascii="Times New Roman" w:hAnsi="Times New Roman" w:cs="Times New Roman"/>
-          <w:sz w:val="24"/>
-        </w:rPr>
-        <w:t>delivery,</w:t>
-      </w:r>
-      <w:r>
-        <w:rPr>
-          <w:rFonts w:ascii="Times New Roman" w:hAnsi="Times New Roman" w:cs="Times New Roman"/>
-          <w:spacing w:val="-4"/>
-          <w:sz w:val="24"/>
-        </w:rPr>
-        <w:t xml:space="preserve"> </w:t>
-      </w:r>
-      <w:r>
-        <w:rPr>
-          <w:rFonts w:ascii="Times New Roman" w:hAnsi="Times New Roman" w:cs="Times New Roman"/>
-          <w:sz w:val="24"/>
-        </w:rPr>
-        <w:t>and</w:t>
-      </w:r>
-      <w:r>
-        <w:rPr>
-          <w:rFonts w:ascii="Times New Roman" w:hAnsi="Times New Roman" w:cs="Times New Roman"/>
-          <w:spacing w:val="-4"/>
-          <w:sz w:val="24"/>
-        </w:rPr>
-        <w:t xml:space="preserve"> </w:t>
-      </w:r>
-      <w:r>
-        <w:rPr>
-          <w:rFonts w:ascii="Times New Roman" w:hAnsi="Times New Roman" w:cs="Times New Roman"/>
-          <w:sz w:val="24"/>
-        </w:rPr>
-        <w:t xml:space="preserve">materials meet the university’s academic standards and Check that </w:t>
-      </w:r>
-      <w:proofErr w:type="gramStart"/>
-      <w:r>
-        <w:rPr>
-          <w:rFonts w:ascii="Times New Roman" w:hAnsi="Times New Roman" w:cs="Times New Roman"/>
-          <w:sz w:val="24"/>
-        </w:rPr>
-        <w:t>lecturers</w:t>
-      </w:r>
-      <w:proofErr w:type="gramEnd"/>
-      <w:r>
-        <w:rPr>
-          <w:rFonts w:ascii="Times New Roman" w:hAnsi="Times New Roman" w:cs="Times New Roman"/>
-          <w:sz w:val="24"/>
-        </w:rPr>
-        <w:t xml:space="preserve"> use appropriate teaching aids </w:t>
-      </w:r>
-      <w:r>
-        <w:rPr>
-          <w:rFonts w:ascii="Times New Roman" w:hAnsi="Times New Roman" w:cs="Times New Roman"/>
-          <w:spacing w:val="-2"/>
-          <w:sz w:val="24"/>
-        </w:rPr>
-        <w:t>effectively.</w:t>
-      </w:r>
-    </w:p>
-    <w:p>
-      <w:pPr>
-        <w:pStyle w:val="ListParagraph"/>
-        <w:widowControl w:val="0"/>
-        <w:numPr>
-          <w:ilvl w:val="1"/>
-          <w:numId w:val="4"/>
-        </w:numPr>
-        <w:tabs>
-          <w:tab w:val="left" w:pos="1800"/>
-        </w:tabs>
-        <w:autoSpaceDE w:val="0"/>
-        <w:autoSpaceDN w:val="0"/>
-        <w:spacing w:before="1" w:after="0"/>
-        <w:ind w:left="1800" w:hanging="734"/>
-        <w:contextualSpacing w:val="0"/>
-        <w:jc w:val="both"/>
-        <w:rPr>
-          <w:rFonts w:ascii="Times New Roman" w:hAnsi="Times New Roman" w:cs="Times New Roman"/>
-          <w:b/>
-          <w:sz w:val="24"/>
-        </w:rPr>
-      </w:pPr>
-      <w:r>
-        <w:rPr>
-          <w:rFonts w:ascii="Times New Roman" w:hAnsi="Times New Roman" w:cs="Times New Roman"/>
-          <w:sz w:val="24"/>
-        </w:rPr>
-        <w:t>Verify</w:t>
-      </w:r>
-      <w:r>
-        <w:rPr>
-          <w:rFonts w:ascii="Times New Roman" w:hAnsi="Times New Roman" w:cs="Times New Roman"/>
-          <w:spacing w:val="-5"/>
-          <w:sz w:val="24"/>
-        </w:rPr>
-        <w:t xml:space="preserve"> </w:t>
-      </w:r>
-      <w:r>
-        <w:rPr>
-          <w:rFonts w:ascii="Times New Roman" w:hAnsi="Times New Roman" w:cs="Times New Roman"/>
-          <w:sz w:val="24"/>
-        </w:rPr>
-        <w:t>that</w:t>
-      </w:r>
-      <w:r>
-        <w:rPr>
-          <w:rFonts w:ascii="Times New Roman" w:hAnsi="Times New Roman" w:cs="Times New Roman"/>
-          <w:spacing w:val="-2"/>
-          <w:sz w:val="24"/>
-        </w:rPr>
-        <w:t xml:space="preserve"> </w:t>
-      </w:r>
-      <w:r>
-        <w:rPr>
-          <w:rFonts w:ascii="Times New Roman" w:hAnsi="Times New Roman" w:cs="Times New Roman"/>
-          <w:sz w:val="24"/>
-        </w:rPr>
-        <w:t>teaching</w:t>
-      </w:r>
-      <w:r>
-        <w:rPr>
-          <w:rFonts w:ascii="Times New Roman" w:hAnsi="Times New Roman" w:cs="Times New Roman"/>
-          <w:spacing w:val="-3"/>
-          <w:sz w:val="24"/>
-        </w:rPr>
-        <w:t xml:space="preserve"> </w:t>
-      </w:r>
-      <w:r>
-        <w:rPr>
-          <w:rFonts w:ascii="Times New Roman" w:hAnsi="Times New Roman" w:cs="Times New Roman"/>
-          <w:sz w:val="24"/>
-        </w:rPr>
-        <w:t>staff</w:t>
-      </w:r>
-      <w:r>
-        <w:rPr>
-          <w:rFonts w:ascii="Times New Roman" w:hAnsi="Times New Roman" w:cs="Times New Roman"/>
-          <w:spacing w:val="-1"/>
-          <w:sz w:val="24"/>
-        </w:rPr>
-        <w:t xml:space="preserve"> </w:t>
-      </w:r>
-      <w:r>
-        <w:rPr>
-          <w:rFonts w:ascii="Times New Roman" w:hAnsi="Times New Roman" w:cs="Times New Roman"/>
-          <w:sz w:val="24"/>
-        </w:rPr>
-        <w:t>follows</w:t>
-      </w:r>
-      <w:r>
-        <w:rPr>
-          <w:rFonts w:ascii="Times New Roman" w:hAnsi="Times New Roman" w:cs="Times New Roman"/>
-          <w:spacing w:val="-3"/>
-          <w:sz w:val="24"/>
-        </w:rPr>
-        <w:t xml:space="preserve"> </w:t>
-      </w:r>
-      <w:r>
-        <w:rPr>
-          <w:rFonts w:ascii="Times New Roman" w:hAnsi="Times New Roman" w:cs="Times New Roman"/>
-          <w:sz w:val="24"/>
-        </w:rPr>
-        <w:t>approved</w:t>
-      </w:r>
-      <w:r>
-        <w:rPr>
-          <w:rFonts w:ascii="Times New Roman" w:hAnsi="Times New Roman" w:cs="Times New Roman"/>
-          <w:spacing w:val="-1"/>
-          <w:sz w:val="24"/>
-        </w:rPr>
-        <w:t xml:space="preserve"> </w:t>
-      </w:r>
-      <w:r>
-        <w:rPr>
-          <w:rFonts w:ascii="Times New Roman" w:hAnsi="Times New Roman" w:cs="Times New Roman"/>
-          <w:sz w:val="24"/>
-        </w:rPr>
-        <w:t>curriculum</w:t>
-      </w:r>
-      <w:r>
-        <w:rPr>
-          <w:rFonts w:ascii="Times New Roman" w:hAnsi="Times New Roman" w:cs="Times New Roman"/>
-          <w:spacing w:val="-2"/>
-          <w:sz w:val="24"/>
-        </w:rPr>
-        <w:t xml:space="preserve"> </w:t>
-      </w:r>
-      <w:r>
-        <w:rPr>
-          <w:rFonts w:ascii="Times New Roman" w:hAnsi="Times New Roman" w:cs="Times New Roman"/>
-          <w:sz w:val="24"/>
-        </w:rPr>
-        <w:t>outlines</w:t>
-      </w:r>
-      <w:r>
-        <w:rPr>
-          <w:rFonts w:ascii="Times New Roman" w:hAnsi="Times New Roman" w:cs="Times New Roman"/>
-          <w:spacing w:val="-4"/>
-          <w:sz w:val="24"/>
-        </w:rPr>
-        <w:t xml:space="preserve"> </w:t>
-      </w:r>
-      <w:r>
-        <w:rPr>
-          <w:rFonts w:ascii="Times New Roman" w:hAnsi="Times New Roman" w:cs="Times New Roman"/>
-          <w:sz w:val="24"/>
-        </w:rPr>
-        <w:t>and</w:t>
-      </w:r>
-      <w:r>
-        <w:rPr>
-          <w:rFonts w:ascii="Times New Roman" w:hAnsi="Times New Roman" w:cs="Times New Roman"/>
-          <w:spacing w:val="-2"/>
-          <w:sz w:val="24"/>
-        </w:rPr>
-        <w:t xml:space="preserve"> </w:t>
-      </w:r>
-      <w:r>
-        <w:rPr>
-          <w:rFonts w:ascii="Times New Roman" w:hAnsi="Times New Roman" w:cs="Times New Roman"/>
-          <w:sz w:val="24"/>
-        </w:rPr>
-        <w:t>learning</w:t>
-      </w:r>
-      <w:r>
-        <w:rPr>
-          <w:rFonts w:ascii="Times New Roman" w:hAnsi="Times New Roman" w:cs="Times New Roman"/>
-          <w:spacing w:val="-2"/>
-          <w:sz w:val="24"/>
-        </w:rPr>
-        <w:t xml:space="preserve"> objectives.</w:t>
-      </w:r>
-    </w:p>
-    <w:p>
-      <w:pPr>
-        <w:pStyle w:val="ListParagraph"/>
-        <w:widowControl w:val="0"/>
-        <w:numPr>
-          <w:ilvl w:val="1"/>
-          <w:numId w:val="4"/>
-        </w:numPr>
-        <w:tabs>
-          <w:tab w:val="left" w:pos="1800"/>
-        </w:tabs>
-        <w:autoSpaceDE w:val="0"/>
-        <w:autoSpaceDN w:val="0"/>
-        <w:spacing w:before="137" w:after="0"/>
-        <w:ind w:left="1800" w:hanging="799"/>
-        <w:contextualSpacing w:val="0"/>
-        <w:jc w:val="both"/>
-        <w:rPr>
-          <w:rFonts w:ascii="Times New Roman" w:hAnsi="Times New Roman" w:cs="Times New Roman"/>
-          <w:b/>
-          <w:sz w:val="24"/>
-        </w:rPr>
-      </w:pPr>
-      <w:r>
-        <w:rPr>
-          <w:rFonts w:ascii="Times New Roman" w:hAnsi="Times New Roman" w:cs="Times New Roman"/>
-          <w:sz w:val="24"/>
-        </w:rPr>
-        <w:t>Collect</w:t>
-      </w:r>
-      <w:r>
-        <w:rPr>
-          <w:rFonts w:ascii="Times New Roman" w:hAnsi="Times New Roman" w:cs="Times New Roman"/>
-          <w:spacing w:val="-2"/>
-          <w:sz w:val="24"/>
-        </w:rPr>
-        <w:t xml:space="preserve"> </w:t>
-      </w:r>
-      <w:r>
-        <w:rPr>
-          <w:rFonts w:ascii="Times New Roman" w:hAnsi="Times New Roman" w:cs="Times New Roman"/>
-          <w:sz w:val="24"/>
-        </w:rPr>
-        <w:t>and</w:t>
-      </w:r>
-      <w:r>
-        <w:rPr>
-          <w:rFonts w:ascii="Times New Roman" w:hAnsi="Times New Roman" w:cs="Times New Roman"/>
-          <w:spacing w:val="-1"/>
-          <w:sz w:val="24"/>
-        </w:rPr>
-        <w:t xml:space="preserve"> </w:t>
-      </w:r>
-      <w:r>
-        <w:rPr>
-          <w:rFonts w:ascii="Times New Roman" w:hAnsi="Times New Roman" w:cs="Times New Roman"/>
-          <w:sz w:val="24"/>
-        </w:rPr>
-        <w:t>analyze</w:t>
-      </w:r>
-      <w:r>
-        <w:rPr>
-          <w:rFonts w:ascii="Times New Roman" w:hAnsi="Times New Roman" w:cs="Times New Roman"/>
-          <w:spacing w:val="-1"/>
-          <w:sz w:val="24"/>
-        </w:rPr>
-        <w:t xml:space="preserve"> </w:t>
-      </w:r>
-      <w:r>
-        <w:rPr>
-          <w:rFonts w:ascii="Times New Roman" w:hAnsi="Times New Roman" w:cs="Times New Roman"/>
-          <w:sz w:val="24"/>
-        </w:rPr>
-        <w:t>student</w:t>
-      </w:r>
-      <w:r>
-        <w:rPr>
-          <w:rFonts w:ascii="Times New Roman" w:hAnsi="Times New Roman" w:cs="Times New Roman"/>
-          <w:spacing w:val="-1"/>
-          <w:sz w:val="24"/>
-        </w:rPr>
-        <w:t xml:space="preserve"> </w:t>
-      </w:r>
-      <w:r>
-        <w:rPr>
-          <w:rFonts w:ascii="Times New Roman" w:hAnsi="Times New Roman" w:cs="Times New Roman"/>
-          <w:sz w:val="24"/>
-        </w:rPr>
-        <w:t>feedback</w:t>
-      </w:r>
-      <w:r>
-        <w:rPr>
-          <w:rFonts w:ascii="Times New Roman" w:hAnsi="Times New Roman" w:cs="Times New Roman"/>
-          <w:spacing w:val="-2"/>
-          <w:sz w:val="24"/>
-        </w:rPr>
-        <w:t xml:space="preserve"> </w:t>
-      </w:r>
-      <w:r>
-        <w:rPr>
-          <w:rFonts w:ascii="Times New Roman" w:hAnsi="Times New Roman" w:cs="Times New Roman"/>
-          <w:sz w:val="24"/>
-        </w:rPr>
-        <w:t>on</w:t>
-      </w:r>
-      <w:r>
-        <w:rPr>
-          <w:rFonts w:ascii="Times New Roman" w:hAnsi="Times New Roman" w:cs="Times New Roman"/>
-          <w:spacing w:val="-1"/>
-          <w:sz w:val="24"/>
-        </w:rPr>
-        <w:t xml:space="preserve"> </w:t>
-      </w:r>
-      <w:r>
-        <w:rPr>
-          <w:rFonts w:ascii="Times New Roman" w:hAnsi="Times New Roman" w:cs="Times New Roman"/>
-          <w:sz w:val="24"/>
-        </w:rPr>
-        <w:t>teaching</w:t>
-      </w:r>
-      <w:r>
-        <w:rPr>
-          <w:rFonts w:ascii="Times New Roman" w:hAnsi="Times New Roman" w:cs="Times New Roman"/>
-          <w:spacing w:val="-1"/>
-          <w:sz w:val="24"/>
-        </w:rPr>
-        <w:t xml:space="preserve"> </w:t>
-      </w:r>
-      <w:r>
-        <w:rPr>
-          <w:rFonts w:ascii="Times New Roman" w:hAnsi="Times New Roman" w:cs="Times New Roman"/>
-          <w:sz w:val="24"/>
-        </w:rPr>
-        <w:t>quality,</w:t>
-      </w:r>
-      <w:r>
-        <w:rPr>
-          <w:rFonts w:ascii="Times New Roman" w:hAnsi="Times New Roman" w:cs="Times New Roman"/>
-          <w:spacing w:val="-2"/>
-          <w:sz w:val="24"/>
-        </w:rPr>
-        <w:t xml:space="preserve"> </w:t>
-      </w:r>
-      <w:r>
-        <w:rPr>
-          <w:rFonts w:ascii="Times New Roman" w:hAnsi="Times New Roman" w:cs="Times New Roman"/>
-          <w:sz w:val="24"/>
-        </w:rPr>
-        <w:t>clarity</w:t>
-      </w:r>
-      <w:r>
-        <w:rPr>
-          <w:rFonts w:ascii="Times New Roman" w:hAnsi="Times New Roman" w:cs="Times New Roman"/>
-          <w:spacing w:val="-2"/>
-          <w:sz w:val="24"/>
-        </w:rPr>
-        <w:t xml:space="preserve"> </w:t>
-      </w:r>
-      <w:r>
-        <w:rPr>
-          <w:rFonts w:ascii="Times New Roman" w:hAnsi="Times New Roman" w:cs="Times New Roman"/>
-          <w:sz w:val="24"/>
-        </w:rPr>
-        <w:t>of</w:t>
-      </w:r>
-      <w:r>
-        <w:rPr>
-          <w:rFonts w:ascii="Times New Roman" w:hAnsi="Times New Roman" w:cs="Times New Roman"/>
-          <w:spacing w:val="-1"/>
-          <w:sz w:val="24"/>
-        </w:rPr>
-        <w:t xml:space="preserve"> </w:t>
-      </w:r>
-      <w:r>
-        <w:rPr>
-          <w:rFonts w:ascii="Times New Roman" w:hAnsi="Times New Roman" w:cs="Times New Roman"/>
-          <w:sz w:val="24"/>
-        </w:rPr>
-        <w:t>lectures,</w:t>
-      </w:r>
-      <w:r>
-        <w:rPr>
-          <w:rFonts w:ascii="Times New Roman" w:hAnsi="Times New Roman" w:cs="Times New Roman"/>
-          <w:spacing w:val="-1"/>
-          <w:sz w:val="24"/>
-        </w:rPr>
-        <w:t xml:space="preserve"> </w:t>
-      </w:r>
-      <w:r>
-        <w:rPr>
-          <w:rFonts w:ascii="Times New Roman" w:hAnsi="Times New Roman" w:cs="Times New Roman"/>
-          <w:sz w:val="24"/>
-        </w:rPr>
-        <w:t>and</w:t>
-      </w:r>
-      <w:r>
-        <w:rPr>
-          <w:rFonts w:ascii="Times New Roman" w:hAnsi="Times New Roman" w:cs="Times New Roman"/>
-          <w:spacing w:val="-1"/>
-          <w:sz w:val="24"/>
-        </w:rPr>
-        <w:t xml:space="preserve"> </w:t>
-      </w:r>
-      <w:r>
-        <w:rPr>
-          <w:rFonts w:ascii="Times New Roman" w:hAnsi="Times New Roman" w:cs="Times New Roman"/>
-          <w:sz w:val="24"/>
-        </w:rPr>
-        <w:t>practical</w:t>
-      </w:r>
-      <w:r>
-        <w:rPr>
-          <w:rFonts w:ascii="Times New Roman" w:hAnsi="Times New Roman" w:cs="Times New Roman"/>
-          <w:spacing w:val="-1"/>
-          <w:sz w:val="24"/>
-        </w:rPr>
-        <w:t xml:space="preserve"> </w:t>
-      </w:r>
-      <w:r>
-        <w:rPr>
-          <w:rFonts w:ascii="Times New Roman" w:hAnsi="Times New Roman" w:cs="Times New Roman"/>
-          <w:spacing w:val="-2"/>
-          <w:sz w:val="24"/>
-        </w:rPr>
-        <w:t>sessions.</w:t>
-      </w:r>
-    </w:p>
-    <w:p>
-      <w:pPr>
-        <w:pStyle w:val="ListParagraph"/>
-        <w:widowControl w:val="0"/>
-        <w:numPr>
-          <w:ilvl w:val="1"/>
-          <w:numId w:val="4"/>
-        </w:numPr>
-        <w:tabs>
-          <w:tab w:val="left" w:pos="1800"/>
-        </w:tabs>
-        <w:autoSpaceDE w:val="0"/>
-        <w:autoSpaceDN w:val="0"/>
-        <w:spacing w:before="139" w:after="0"/>
-        <w:ind w:left="1800" w:hanging="787"/>
-        <w:contextualSpacing w:val="0"/>
-        <w:jc w:val="both"/>
-        <w:rPr>
-          <w:rFonts w:ascii="Times New Roman" w:hAnsi="Times New Roman" w:cs="Times New Roman"/>
-          <w:b/>
-          <w:sz w:val="24"/>
-        </w:rPr>
-      </w:pPr>
-      <w:r>
-        <w:rPr>
-          <w:rFonts w:ascii="Times New Roman" w:hAnsi="Times New Roman" w:cs="Times New Roman"/>
-          <w:sz w:val="24"/>
-        </w:rPr>
-        <w:t>Maintain</w:t>
-      </w:r>
-      <w:r>
-        <w:rPr>
-          <w:rFonts w:ascii="Times New Roman" w:hAnsi="Times New Roman" w:cs="Times New Roman"/>
-          <w:spacing w:val="-4"/>
-          <w:sz w:val="24"/>
-        </w:rPr>
-        <w:t xml:space="preserve"> </w:t>
-      </w:r>
-      <w:r>
-        <w:rPr>
-          <w:rFonts w:ascii="Times New Roman" w:hAnsi="Times New Roman" w:cs="Times New Roman"/>
-          <w:sz w:val="24"/>
-        </w:rPr>
-        <w:t>detailed</w:t>
-      </w:r>
-      <w:r>
-        <w:rPr>
-          <w:rFonts w:ascii="Times New Roman" w:hAnsi="Times New Roman" w:cs="Times New Roman"/>
-          <w:spacing w:val="-2"/>
-          <w:sz w:val="24"/>
-        </w:rPr>
-        <w:t xml:space="preserve"> </w:t>
-      </w:r>
-      <w:r>
-        <w:rPr>
-          <w:rFonts w:ascii="Times New Roman" w:hAnsi="Times New Roman" w:cs="Times New Roman"/>
-          <w:sz w:val="24"/>
-        </w:rPr>
-        <w:t>records</w:t>
-      </w:r>
-      <w:r>
-        <w:rPr>
-          <w:rFonts w:ascii="Times New Roman" w:hAnsi="Times New Roman" w:cs="Times New Roman"/>
-          <w:spacing w:val="-1"/>
-          <w:sz w:val="24"/>
-        </w:rPr>
-        <w:t xml:space="preserve"> </w:t>
-      </w:r>
-      <w:r>
-        <w:rPr>
-          <w:rFonts w:ascii="Times New Roman" w:hAnsi="Times New Roman" w:cs="Times New Roman"/>
-          <w:sz w:val="24"/>
-        </w:rPr>
-        <w:t>of</w:t>
-      </w:r>
-      <w:r>
-        <w:rPr>
-          <w:rFonts w:ascii="Times New Roman" w:hAnsi="Times New Roman" w:cs="Times New Roman"/>
-          <w:spacing w:val="-1"/>
-          <w:sz w:val="24"/>
-        </w:rPr>
-        <w:t xml:space="preserve"> </w:t>
-      </w:r>
-      <w:r>
-        <w:rPr>
-          <w:rFonts w:ascii="Times New Roman" w:hAnsi="Times New Roman" w:cs="Times New Roman"/>
-          <w:sz w:val="24"/>
-        </w:rPr>
-        <w:t>teaching</w:t>
-      </w:r>
-      <w:r>
-        <w:rPr>
-          <w:rFonts w:ascii="Times New Roman" w:hAnsi="Times New Roman" w:cs="Times New Roman"/>
-          <w:spacing w:val="-2"/>
-          <w:sz w:val="24"/>
-        </w:rPr>
-        <w:t xml:space="preserve"> </w:t>
-      </w:r>
-      <w:r>
-        <w:rPr>
-          <w:rFonts w:ascii="Times New Roman" w:hAnsi="Times New Roman" w:cs="Times New Roman"/>
-          <w:sz w:val="24"/>
-        </w:rPr>
-        <w:t>quality</w:t>
-      </w:r>
-      <w:r>
-        <w:rPr>
-          <w:rFonts w:ascii="Times New Roman" w:hAnsi="Times New Roman" w:cs="Times New Roman"/>
-          <w:spacing w:val="-2"/>
-          <w:sz w:val="24"/>
-        </w:rPr>
-        <w:t xml:space="preserve"> </w:t>
-      </w:r>
-      <w:r>
-        <w:rPr>
-          <w:rFonts w:ascii="Times New Roman" w:hAnsi="Times New Roman" w:cs="Times New Roman"/>
-          <w:sz w:val="24"/>
-        </w:rPr>
-        <w:t>and compliance</w:t>
-      </w:r>
-      <w:r>
-        <w:rPr>
-          <w:rFonts w:ascii="Times New Roman" w:hAnsi="Times New Roman" w:cs="Times New Roman"/>
-          <w:spacing w:val="-2"/>
-          <w:sz w:val="24"/>
-        </w:rPr>
-        <w:t xml:space="preserve"> reports.</w:t>
-      </w:r>
-    </w:p>
-    <w:p>
-      <w:pPr>
-        <w:pStyle w:val="ListParagraph"/>
-        <w:widowControl w:val="0"/>
-        <w:numPr>
-          <w:ilvl w:val="1"/>
-          <w:numId w:val="4"/>
-        </w:numPr>
-        <w:tabs>
-          <w:tab w:val="left" w:pos="1800"/>
-        </w:tabs>
-        <w:autoSpaceDE w:val="0"/>
-        <w:autoSpaceDN w:val="0"/>
-        <w:spacing w:before="137" w:after="0"/>
-        <w:ind w:left="1800" w:hanging="720"/>
-        <w:contextualSpacing w:val="0"/>
-        <w:jc w:val="both"/>
-        <w:rPr>
-          <w:rFonts w:ascii="Times New Roman" w:hAnsi="Times New Roman" w:cs="Times New Roman"/>
-          <w:b/>
-          <w:sz w:val="24"/>
-        </w:rPr>
-      </w:pPr>
-      <w:r>
-        <w:rPr>
-          <w:rFonts w:ascii="Times New Roman" w:hAnsi="Times New Roman" w:cs="Times New Roman"/>
-          <w:sz w:val="24"/>
-        </w:rPr>
-        <w:t>Prepare</w:t>
-      </w:r>
-      <w:r>
-        <w:rPr>
-          <w:rFonts w:ascii="Times New Roman" w:hAnsi="Times New Roman" w:cs="Times New Roman"/>
-          <w:spacing w:val="-6"/>
-          <w:sz w:val="24"/>
-        </w:rPr>
-        <w:t xml:space="preserve"> </w:t>
-      </w:r>
-      <w:r>
-        <w:rPr>
-          <w:rFonts w:ascii="Times New Roman" w:hAnsi="Times New Roman" w:cs="Times New Roman"/>
-          <w:sz w:val="24"/>
-        </w:rPr>
-        <w:t>periodic</w:t>
-      </w:r>
-      <w:r>
-        <w:rPr>
-          <w:rFonts w:ascii="Times New Roman" w:hAnsi="Times New Roman" w:cs="Times New Roman"/>
-          <w:spacing w:val="-3"/>
-          <w:sz w:val="24"/>
-        </w:rPr>
-        <w:t xml:space="preserve"> </w:t>
-      </w:r>
-      <w:r>
-        <w:rPr>
-          <w:rFonts w:ascii="Times New Roman" w:hAnsi="Times New Roman" w:cs="Times New Roman"/>
-          <w:sz w:val="24"/>
-        </w:rPr>
-        <w:t>QA</w:t>
-      </w:r>
-      <w:r>
-        <w:rPr>
-          <w:rFonts w:ascii="Times New Roman" w:hAnsi="Times New Roman" w:cs="Times New Roman"/>
-          <w:spacing w:val="-2"/>
-          <w:sz w:val="24"/>
-        </w:rPr>
-        <w:t xml:space="preserve"> </w:t>
-      </w:r>
-      <w:r>
-        <w:rPr>
-          <w:rFonts w:ascii="Times New Roman" w:hAnsi="Times New Roman" w:cs="Times New Roman"/>
-          <w:sz w:val="24"/>
-        </w:rPr>
-        <w:t>reports</w:t>
-      </w:r>
-      <w:r>
-        <w:rPr>
-          <w:rFonts w:ascii="Times New Roman" w:hAnsi="Times New Roman" w:cs="Times New Roman"/>
-          <w:spacing w:val="-3"/>
-          <w:sz w:val="24"/>
-        </w:rPr>
-        <w:t xml:space="preserve"> </w:t>
-      </w:r>
-      <w:r>
-        <w:rPr>
-          <w:rFonts w:ascii="Times New Roman" w:hAnsi="Times New Roman" w:cs="Times New Roman"/>
-          <w:sz w:val="24"/>
-        </w:rPr>
-        <w:t>highlighting</w:t>
-      </w:r>
-      <w:r>
-        <w:rPr>
-          <w:rFonts w:ascii="Times New Roman" w:hAnsi="Times New Roman" w:cs="Times New Roman"/>
-          <w:spacing w:val="-2"/>
-          <w:sz w:val="24"/>
-        </w:rPr>
-        <w:t xml:space="preserve"> </w:t>
-      </w:r>
-      <w:r>
-        <w:rPr>
-          <w:rFonts w:ascii="Times New Roman" w:hAnsi="Times New Roman" w:cs="Times New Roman"/>
-          <w:sz w:val="24"/>
-        </w:rPr>
-        <w:t>strengths,</w:t>
-      </w:r>
-      <w:r>
-        <w:rPr>
-          <w:rFonts w:ascii="Times New Roman" w:hAnsi="Times New Roman" w:cs="Times New Roman"/>
-          <w:spacing w:val="-1"/>
-          <w:sz w:val="24"/>
-        </w:rPr>
-        <w:t xml:space="preserve"> </w:t>
-      </w:r>
-      <w:r>
-        <w:rPr>
-          <w:rFonts w:ascii="Times New Roman" w:hAnsi="Times New Roman" w:cs="Times New Roman"/>
-          <w:sz w:val="24"/>
-        </w:rPr>
-        <w:t>weaknesses,</w:t>
-      </w:r>
-      <w:r>
-        <w:rPr>
-          <w:rFonts w:ascii="Times New Roman" w:hAnsi="Times New Roman" w:cs="Times New Roman"/>
-          <w:spacing w:val="-2"/>
-          <w:sz w:val="24"/>
-        </w:rPr>
-        <w:t xml:space="preserve"> </w:t>
-      </w:r>
-      <w:r>
-        <w:rPr>
-          <w:rFonts w:ascii="Times New Roman" w:hAnsi="Times New Roman" w:cs="Times New Roman"/>
-          <w:sz w:val="24"/>
-        </w:rPr>
-        <w:t>and</w:t>
-      </w:r>
-      <w:r>
-        <w:rPr>
-          <w:rFonts w:ascii="Times New Roman" w:hAnsi="Times New Roman" w:cs="Times New Roman"/>
-          <w:spacing w:val="-2"/>
-          <w:sz w:val="24"/>
-        </w:rPr>
-        <w:t xml:space="preserve"> </w:t>
-      </w:r>
-      <w:r>
-        <w:rPr>
-          <w:rFonts w:ascii="Times New Roman" w:hAnsi="Times New Roman" w:cs="Times New Roman"/>
-          <w:sz w:val="24"/>
-        </w:rPr>
-        <w:t>areas</w:t>
-      </w:r>
-      <w:r>
-        <w:rPr>
-          <w:rFonts w:ascii="Times New Roman" w:hAnsi="Times New Roman" w:cs="Times New Roman"/>
-          <w:spacing w:val="1"/>
-          <w:sz w:val="24"/>
-        </w:rPr>
-        <w:t xml:space="preserve"> </w:t>
-      </w:r>
-      <w:r>
-        <w:rPr>
-          <w:rFonts w:ascii="Times New Roman" w:hAnsi="Times New Roman" w:cs="Times New Roman"/>
-          <w:sz w:val="24"/>
-        </w:rPr>
-        <w:t>for</w:t>
-      </w:r>
-      <w:r>
-        <w:rPr>
-          <w:rFonts w:ascii="Times New Roman" w:hAnsi="Times New Roman" w:cs="Times New Roman"/>
-          <w:spacing w:val="-4"/>
-          <w:sz w:val="24"/>
-        </w:rPr>
-        <w:t xml:space="preserve"> </w:t>
-      </w:r>
-      <w:r>
-        <w:rPr>
-          <w:rFonts w:ascii="Times New Roman" w:hAnsi="Times New Roman" w:cs="Times New Roman"/>
-          <w:sz w:val="24"/>
-        </w:rPr>
-        <w:t xml:space="preserve">corrective </w:t>
-      </w:r>
-      <w:r>
-        <w:rPr>
-          <w:rFonts w:ascii="Times New Roman" w:hAnsi="Times New Roman" w:cs="Times New Roman"/>
-          <w:spacing w:val="-2"/>
-          <w:sz w:val="24"/>
-        </w:rPr>
-        <w:t>action.</w:t>
-      </w:r>
-    </w:p>
-    <w:p>
-      <w:pPr>
-        <w:pStyle w:val="ListParagraph"/>
-        <w:widowControl w:val="0"/>
-        <w:numPr>
-          <w:ilvl w:val="1"/>
-          <w:numId w:val="4"/>
-        </w:numPr>
-        <w:tabs>
-          <w:tab w:val="left" w:pos="1800"/>
-        </w:tabs>
-        <w:autoSpaceDE w:val="0"/>
-        <w:autoSpaceDN w:val="0"/>
-        <w:spacing w:before="139" w:after="0"/>
-        <w:ind w:left="1800" w:right="902" w:hanging="788"/>
-        <w:contextualSpacing w:val="0"/>
-        <w:jc w:val="both"/>
-        <w:rPr>
-          <w:rFonts w:ascii="Times New Roman" w:hAnsi="Times New Roman" w:cs="Times New Roman"/>
-          <w:b/>
-          <w:sz w:val="24"/>
-        </w:rPr>
-      </w:pPr>
-      <w:r>
-        <w:rPr>
-          <w:rFonts w:ascii="Times New Roman" w:hAnsi="Times New Roman" w:cs="Times New Roman"/>
-          <w:sz w:val="24"/>
-        </w:rPr>
-        <w:t>Suggest</w:t>
-      </w:r>
-      <w:r>
-        <w:rPr>
-          <w:rFonts w:ascii="Times New Roman" w:hAnsi="Times New Roman" w:cs="Times New Roman"/>
-          <w:spacing w:val="-5"/>
-          <w:sz w:val="24"/>
-        </w:rPr>
-        <w:t xml:space="preserve"> </w:t>
-      </w:r>
-      <w:r>
-        <w:rPr>
-          <w:rFonts w:ascii="Times New Roman" w:hAnsi="Times New Roman" w:cs="Times New Roman"/>
-          <w:sz w:val="24"/>
-        </w:rPr>
-        <w:t>improvements</w:t>
-      </w:r>
-      <w:r>
-        <w:rPr>
-          <w:rFonts w:ascii="Times New Roman" w:hAnsi="Times New Roman" w:cs="Times New Roman"/>
-          <w:spacing w:val="-6"/>
-          <w:sz w:val="24"/>
-        </w:rPr>
-        <w:t xml:space="preserve"> </w:t>
-      </w:r>
-      <w:r>
-        <w:rPr>
-          <w:rFonts w:ascii="Times New Roman" w:hAnsi="Times New Roman" w:cs="Times New Roman"/>
-          <w:sz w:val="24"/>
-        </w:rPr>
-        <w:t>in</w:t>
-      </w:r>
-      <w:r>
-        <w:rPr>
-          <w:rFonts w:ascii="Times New Roman" w:hAnsi="Times New Roman" w:cs="Times New Roman"/>
-          <w:spacing w:val="-5"/>
-          <w:sz w:val="24"/>
-        </w:rPr>
-        <w:t xml:space="preserve"> </w:t>
-      </w:r>
-      <w:r>
-        <w:rPr>
-          <w:rFonts w:ascii="Times New Roman" w:hAnsi="Times New Roman" w:cs="Times New Roman"/>
-          <w:sz w:val="24"/>
-        </w:rPr>
-        <w:t>infrastructure,</w:t>
-      </w:r>
-      <w:r>
-        <w:rPr>
-          <w:rFonts w:ascii="Times New Roman" w:hAnsi="Times New Roman" w:cs="Times New Roman"/>
-          <w:spacing w:val="-5"/>
-          <w:sz w:val="24"/>
-        </w:rPr>
-        <w:t xml:space="preserve"> </w:t>
-      </w:r>
-      <w:r>
-        <w:rPr>
-          <w:rFonts w:ascii="Times New Roman" w:hAnsi="Times New Roman" w:cs="Times New Roman"/>
-          <w:sz w:val="24"/>
-        </w:rPr>
-        <w:t>learning</w:t>
-      </w:r>
-      <w:r>
-        <w:rPr>
-          <w:rFonts w:ascii="Times New Roman" w:hAnsi="Times New Roman" w:cs="Times New Roman"/>
-          <w:spacing w:val="-5"/>
-          <w:sz w:val="24"/>
-        </w:rPr>
-        <w:t xml:space="preserve"> </w:t>
-      </w:r>
-      <w:r>
-        <w:rPr>
-          <w:rFonts w:ascii="Times New Roman" w:hAnsi="Times New Roman" w:cs="Times New Roman"/>
-          <w:sz w:val="24"/>
-        </w:rPr>
-        <w:t>materials,</w:t>
-      </w:r>
-      <w:r>
-        <w:rPr>
-          <w:rFonts w:ascii="Times New Roman" w:hAnsi="Times New Roman" w:cs="Times New Roman"/>
-          <w:spacing w:val="-5"/>
-          <w:sz w:val="24"/>
-        </w:rPr>
-        <w:t xml:space="preserve"> </w:t>
-      </w:r>
-      <w:r>
-        <w:rPr>
-          <w:rFonts w:ascii="Times New Roman" w:hAnsi="Times New Roman" w:cs="Times New Roman"/>
-          <w:sz w:val="24"/>
-        </w:rPr>
-        <w:t>and</w:t>
-      </w:r>
-      <w:r>
-        <w:rPr>
-          <w:rFonts w:ascii="Times New Roman" w:hAnsi="Times New Roman" w:cs="Times New Roman"/>
-          <w:spacing w:val="-5"/>
-          <w:sz w:val="24"/>
-        </w:rPr>
-        <w:t xml:space="preserve"> </w:t>
-      </w:r>
-      <w:r>
-        <w:rPr>
-          <w:rFonts w:ascii="Times New Roman" w:hAnsi="Times New Roman" w:cs="Times New Roman"/>
-          <w:sz w:val="24"/>
-        </w:rPr>
-        <w:t>laboratory/practical</w:t>
-      </w:r>
-      <w:r>
-        <w:rPr>
-          <w:rFonts w:ascii="Times New Roman" w:hAnsi="Times New Roman" w:cs="Times New Roman"/>
-          <w:spacing w:val="-5"/>
-          <w:sz w:val="24"/>
-        </w:rPr>
-        <w:t xml:space="preserve"> </w:t>
-      </w:r>
-      <w:r>
-        <w:rPr>
-          <w:rFonts w:ascii="Times New Roman" w:hAnsi="Times New Roman" w:cs="Times New Roman"/>
-          <w:sz w:val="24"/>
-        </w:rPr>
-        <w:t>facilities</w:t>
-      </w:r>
-      <w:r>
-        <w:rPr>
-          <w:rFonts w:ascii="Times New Roman" w:hAnsi="Times New Roman" w:cs="Times New Roman"/>
-          <w:spacing w:val="-6"/>
-          <w:sz w:val="24"/>
-        </w:rPr>
-        <w:t xml:space="preserve"> </w:t>
-      </w:r>
-      <w:r>
-        <w:rPr>
-          <w:rFonts w:ascii="Times New Roman" w:hAnsi="Times New Roman" w:cs="Times New Roman"/>
-          <w:sz w:val="24"/>
-        </w:rPr>
-        <w:t>to meet required specifications.</w:t>
-      </w:r>
-    </w:p>
-    <w:p>
-      <w:pPr>
-        <w:pStyle w:val="ListParagraph"/>
-        <w:widowControl w:val="0"/>
-        <w:numPr>
-          <w:ilvl w:val="1"/>
-          <w:numId w:val="4"/>
-        </w:numPr>
-        <w:tabs>
-          <w:tab w:val="left" w:pos="1800"/>
-        </w:tabs>
-        <w:autoSpaceDE w:val="0"/>
-        <w:autoSpaceDN w:val="0"/>
-        <w:spacing w:before="1" w:after="0"/>
-        <w:ind w:left="1800" w:hanging="854"/>
-        <w:contextualSpacing w:val="0"/>
-        <w:jc w:val="both"/>
-        <w:rPr>
-          <w:b/>
-          <w:sz w:val="24"/>
-        </w:rPr>
-      </w:pPr>
-      <w:r>
-        <w:rPr>
-          <w:rFonts w:ascii="Times New Roman" w:hAnsi="Times New Roman" w:cs="Times New Roman"/>
-          <w:sz w:val="24"/>
-        </w:rPr>
-        <w:t>Other</w:t>
-      </w:r>
-      <w:r>
-        <w:rPr>
-          <w:rFonts w:ascii="Times New Roman" w:hAnsi="Times New Roman" w:cs="Times New Roman"/>
-          <w:spacing w:val="-5"/>
-          <w:sz w:val="24"/>
-        </w:rPr>
-        <w:t xml:space="preserve"> </w:t>
-      </w:r>
-      <w:r>
-        <w:rPr>
-          <w:rFonts w:ascii="Times New Roman" w:hAnsi="Times New Roman" w:cs="Times New Roman"/>
-          <w:sz w:val="24"/>
-        </w:rPr>
-        <w:t>duties</w:t>
-      </w:r>
-      <w:r>
-        <w:rPr>
-          <w:rFonts w:ascii="Times New Roman" w:hAnsi="Times New Roman" w:cs="Times New Roman"/>
-          <w:spacing w:val="-3"/>
-          <w:sz w:val="24"/>
-        </w:rPr>
-        <w:t xml:space="preserve"> </w:t>
-      </w:r>
-      <w:r>
-        <w:rPr>
-          <w:rFonts w:ascii="Times New Roman" w:hAnsi="Times New Roman" w:cs="Times New Roman"/>
-          <w:sz w:val="24"/>
-        </w:rPr>
-        <w:t>as</w:t>
-      </w:r>
-      <w:r>
-        <w:rPr>
-          <w:rFonts w:ascii="Times New Roman" w:hAnsi="Times New Roman" w:cs="Times New Roman"/>
-          <w:spacing w:val="-3"/>
-          <w:sz w:val="24"/>
-        </w:rPr>
-        <w:t xml:space="preserve"> </w:t>
-      </w:r>
-      <w:r>
-        <w:rPr>
-          <w:rFonts w:ascii="Times New Roman" w:hAnsi="Times New Roman" w:cs="Times New Roman"/>
-          <w:sz w:val="24"/>
-        </w:rPr>
-        <w:t>instructed</w:t>
-      </w:r>
-      <w:r>
-        <w:rPr>
-          <w:rFonts w:ascii="Times New Roman" w:hAnsi="Times New Roman" w:cs="Times New Roman"/>
-          <w:spacing w:val="-2"/>
-          <w:sz w:val="24"/>
-        </w:rPr>
-        <w:t xml:space="preserve"> </w:t>
-      </w:r>
-      <w:r>
-        <w:rPr>
-          <w:rFonts w:ascii="Times New Roman" w:hAnsi="Times New Roman" w:cs="Times New Roman"/>
-          <w:sz w:val="24"/>
-        </w:rPr>
-        <w:t>by</w:t>
-      </w:r>
-      <w:r>
-        <w:rPr>
-          <w:rFonts w:ascii="Times New Roman" w:hAnsi="Times New Roman" w:cs="Times New Roman"/>
-          <w:spacing w:val="-2"/>
-          <w:sz w:val="24"/>
-        </w:rPr>
-        <w:t xml:space="preserve"> </w:t>
-      </w:r>
-      <w:r>
-        <w:rPr>
-          <w:rFonts w:ascii="Times New Roman" w:hAnsi="Times New Roman" w:cs="Times New Roman"/>
-          <w:sz w:val="24"/>
-        </w:rPr>
-        <w:t>the</w:t>
-      </w:r>
-      <w:r>
-        <w:rPr>
-          <w:rFonts w:ascii="Times New Roman" w:hAnsi="Times New Roman" w:cs="Times New Roman"/>
-          <w:spacing w:val="-2"/>
-          <w:sz w:val="24"/>
-        </w:rPr>
-        <w:t xml:space="preserve"> </w:t>
-      </w:r>
-      <w:r>
-        <w:rPr>
-          <w:rFonts w:ascii="Times New Roman" w:hAnsi="Times New Roman" w:cs="Times New Roman"/>
-          <w:sz w:val="24"/>
-        </w:rPr>
-        <w:t>Department</w:t>
-      </w:r>
-      <w:r>
-        <w:rPr>
-          <w:rFonts w:ascii="Times New Roman" w:hAnsi="Times New Roman" w:cs="Times New Roman"/>
-          <w:spacing w:val="-2"/>
-          <w:sz w:val="24"/>
-        </w:rPr>
-        <w:t xml:space="preserve"> Coordinator</w:t>
-      </w:r>
-      <w:r>
-        <w:rPr>
-          <w:spacing w:val="-2"/>
-          <w:sz w:val="24"/>
-        </w:rPr>
-        <w:t>.</w:t>
+        <w:t xml:space="preserve">@@DUTIES@@</w:t>
       </w:r>
     </w:p>
     <w:p>
